--- a/114學年度IGP-七年級國文.docx
+++ b/114學年度IGP-七年級國文.docx
@@ -131,8 +131,6 @@
               </w:rPr>
               <w:t>4</w:t>
             </w:r>
-            <w:bookmarkStart w:id="0" w:name="_GoBack"/>
-            <w:bookmarkEnd w:id="0"/>
             <w:r>
               <w:rPr>
                 <w:rFonts w:ascii="標楷體" w:eastAsia="標楷體" w:hAnsi="標楷體" w:hint="eastAsia"/>
@@ -1143,49 +1141,882 @@
           </w:tcPr>
           <w:p>
             <w:pPr>
-              <w:autoSpaceDE/>
-              <w:autoSpaceDN/>
-              <w:rPr>
-                <w:rFonts w:ascii="標楷體" w:eastAsia="標楷體" w:hAnsi="標楷體" w:cs="Arial Unicode MS"/>
-              </w:rPr>
-            </w:pPr>
-            <w:r>
-              <w:rPr>
-                <w:rFonts w:ascii="標楷體" w:eastAsia="標楷體" w:hAnsi="標楷體" w:cs="Arial Unicode MS" w:hint="eastAsia"/>
-              </w:rPr>
-              <w:t>1.</w:t>
-            </w:r>
-            <w:r>
-              <w:rPr>
-                <w:rFonts w:ascii="標楷體" w:eastAsia="標楷體" w:hAnsi="標楷體" w:cs="Arial Unicode MS" w:hint="eastAsia"/>
-              </w:rPr>
-              <w:t>補充古今文史常識</w:t>
-            </w:r>
-          </w:p>
-          <w:p>
-            <w:pPr>
-              <w:autoSpaceDE/>
-              <w:autoSpaceDN/>
-              <w:adjustRightInd w:val="0"/>
-              <w:snapToGrid w:val="0"/>
-              <w:spacing w:line="240" w:lineRule="atLeast"/>
-              <w:rPr>
-                <w:rFonts w:ascii="標楷體" w:eastAsia="標楷體" w:hAnsi="標楷體"/>
-                <w:color w:val="000000" w:themeColor="text1"/>
-              </w:rPr>
-            </w:pPr>
-            <w:r>
-              <w:rPr>
-                <w:rFonts w:ascii="標楷體" w:eastAsia="標楷體" w:hAnsi="標楷體" w:cs="Arial Unicode MS" w:hint="eastAsia"/>
-              </w:rPr>
-              <w:t>2.</w:t>
-            </w:r>
-            <w:r>
-              <w:rPr>
-                <w:rFonts w:ascii="標楷體" w:eastAsia="標楷體" w:hAnsi="標楷體" w:hint="eastAsia"/>
-                <w:color w:val="000000" w:themeColor="text1"/>
-              </w:rPr>
-              <w:t>增進思辨能力</w:t>
+              <w:widowControl/>
+              <w:spacing w:before="100" w:beforeAutospacing="1"/>
+              <w:rPr>
+                <w:rFonts w:ascii="標楷體" w:eastAsia="標楷體" w:hAnsi="標楷體" w:cs="新細明體"/>
+                <w:color w:val="1F1F1F"/>
+                <w:szCs w:val="24"/>
+              </w:rPr>
+            </w:pPr>
+            <w:r>
+              <w:rPr>
+                <w:rFonts w:ascii="標楷體" w:eastAsia="標楷體" w:hAnsi="標楷體" w:cs="新細明體" w:hint="eastAsia"/>
+                <w:b/>
+                <w:bCs/>
+                <w:color w:val="1F1F1F"/>
+                <w:szCs w:val="24"/>
+                <w:bdr w:val="none" w:sz="0" w:space="0" w:color="auto" w:frame="1"/>
+              </w:rPr>
+              <w:t>1</w:t>
+            </w:r>
+            <w:r>
+              <w:rPr>
+                <w:rFonts w:ascii="標楷體" w:eastAsia="標楷體" w:hAnsi="標楷體" w:cs="新細明體"/>
+                <w:b/>
+                <w:bCs/>
+                <w:color w:val="1F1F1F"/>
+                <w:szCs w:val="24"/>
+                <w:bdr w:val="none" w:sz="0" w:space="0" w:color="auto" w:frame="1"/>
+              </w:rPr>
+              <w:t>.</w:t>
+            </w:r>
+            <w:proofErr w:type="gramStart"/>
+            <w:r>
+              <w:rPr>
+                <w:rFonts w:ascii="標楷體" w:eastAsia="標楷體" w:hAnsi="標楷體" w:cs="新細明體"/>
+                <w:b/>
+                <w:bCs/>
+                <w:color w:val="1F1F1F"/>
+                <w:szCs w:val="24"/>
+                <w:bdr w:val="none" w:sz="0" w:space="0" w:color="auto" w:frame="1"/>
+              </w:rPr>
+              <w:t>精實國語文</w:t>
+            </w:r>
+            <w:proofErr w:type="gramEnd"/>
+            <w:r>
+              <w:rPr>
+                <w:rFonts w:ascii="標楷體" w:eastAsia="標楷體" w:hAnsi="標楷體" w:cs="新細明體"/>
+                <w:b/>
+                <w:bCs/>
+                <w:color w:val="1F1F1F"/>
+                <w:szCs w:val="24"/>
+                <w:bdr w:val="none" w:sz="0" w:space="0" w:color="auto" w:frame="1"/>
+              </w:rPr>
+              <w:t>知識，建構高階表達能力</w:t>
+            </w:r>
+            <w:r>
+              <w:rPr>
+                <w:rFonts w:ascii="標楷體" w:eastAsia="標楷體" w:hAnsi="標楷體" w:cs="新細明體" w:hint="eastAsia"/>
+                <w:b/>
+                <w:bCs/>
+                <w:color w:val="1F1F1F"/>
+                <w:szCs w:val="24"/>
+                <w:bdr w:val="none" w:sz="0" w:space="0" w:color="auto" w:frame="1"/>
+              </w:rPr>
+              <w:t>：</w:t>
+            </w:r>
+            <w:r>
+              <w:rPr>
+                <w:rFonts w:ascii="標楷體" w:eastAsia="標楷體" w:hAnsi="標楷體" w:cs="新細明體"/>
+                <w:color w:val="1F1F1F"/>
+                <w:szCs w:val="24"/>
+              </w:rPr>
+              <w:t>突破單一課文框架，每單元（或配合段考進度）系統化彙整並補充深化之國字注音、字義辨析、成語典故及修辭美學，引導學生進行</w:t>
+            </w:r>
+            <w:proofErr w:type="gramStart"/>
+            <w:r>
+              <w:rPr>
+                <w:rFonts w:ascii="標楷體" w:eastAsia="標楷體" w:hAnsi="標楷體" w:cs="新細明體"/>
+                <w:color w:val="1F1F1F"/>
+                <w:szCs w:val="24"/>
+              </w:rPr>
+              <w:t>群文互文</w:t>
+            </w:r>
+            <w:proofErr w:type="gramEnd"/>
+            <w:r>
+              <w:rPr>
+                <w:rFonts w:ascii="標楷體" w:eastAsia="標楷體" w:hAnsi="標楷體" w:cs="新細明體"/>
+                <w:color w:val="1F1F1F"/>
+                <w:szCs w:val="24"/>
+              </w:rPr>
+              <w:t>本的字彙比較，提升語文學習的縱深。</w:t>
+            </w:r>
+          </w:p>
+          <w:p>
+            <w:pPr>
+              <w:widowControl/>
+              <w:spacing w:before="100" w:beforeAutospacing="1"/>
+              <w:rPr>
+                <w:rFonts w:ascii="標楷體" w:eastAsia="標楷體" w:hAnsi="標楷體" w:cs="新細明體"/>
+                <w:color w:val="1F1F1F"/>
+                <w:szCs w:val="24"/>
+              </w:rPr>
+            </w:pPr>
+            <w:r>
+              <w:rPr>
+                <w:rFonts w:ascii="標楷體" w:eastAsia="標楷體" w:hAnsi="標楷體" w:cs="新細明體" w:hint="eastAsia"/>
+                <w:b/>
+                <w:bCs/>
+                <w:color w:val="1F1F1F"/>
+                <w:szCs w:val="24"/>
+                <w:bdr w:val="none" w:sz="0" w:space="0" w:color="auto" w:frame="1"/>
+              </w:rPr>
+              <w:t>2</w:t>
+            </w:r>
+            <w:r>
+              <w:rPr>
+                <w:rFonts w:ascii="標楷體" w:eastAsia="標楷體" w:hAnsi="標楷體" w:cs="新細明體"/>
+                <w:b/>
+                <w:bCs/>
+                <w:color w:val="1F1F1F"/>
+                <w:szCs w:val="24"/>
+                <w:bdr w:val="none" w:sz="0" w:space="0" w:color="auto" w:frame="1"/>
+              </w:rPr>
+              <w:t>.</w:t>
+            </w:r>
+            <w:r>
+              <w:rPr>
+                <w:rFonts w:ascii="標楷體" w:eastAsia="標楷體" w:hAnsi="標楷體" w:cs="新細明體"/>
+                <w:b/>
+                <w:bCs/>
+                <w:color w:val="1F1F1F"/>
+                <w:szCs w:val="24"/>
+                <w:bdr w:val="none" w:sz="0" w:space="0" w:color="auto" w:frame="1"/>
+              </w:rPr>
+              <w:t>融合科技資訊素養，驅動</w:t>
+            </w:r>
+            <w:proofErr w:type="gramStart"/>
+            <w:r>
+              <w:rPr>
+                <w:rFonts w:ascii="標楷體" w:eastAsia="標楷體" w:hAnsi="標楷體" w:cs="新細明體"/>
+                <w:b/>
+                <w:bCs/>
+                <w:color w:val="1F1F1F"/>
+                <w:szCs w:val="24"/>
+                <w:bdr w:val="none" w:sz="0" w:space="0" w:color="auto" w:frame="1"/>
+              </w:rPr>
+              <w:t>自主跨域探究</w:t>
+            </w:r>
+            <w:proofErr w:type="gramEnd"/>
+            <w:r>
+              <w:rPr>
+                <w:rFonts w:ascii="標楷體" w:eastAsia="標楷體" w:hAnsi="標楷體" w:cs="新細明體" w:hint="eastAsia"/>
+                <w:b/>
+                <w:bCs/>
+                <w:color w:val="1F1F1F"/>
+                <w:szCs w:val="24"/>
+                <w:bdr w:val="none" w:sz="0" w:space="0" w:color="auto" w:frame="1"/>
+              </w:rPr>
+              <w:t>：</w:t>
+            </w:r>
+            <w:r>
+              <w:rPr>
+                <w:rFonts w:ascii="標楷體" w:eastAsia="標楷體" w:hAnsi="標楷體" w:cs="新細明體"/>
+                <w:iCs/>
+                <w:color w:val="1F1F1F"/>
+                <w:szCs w:val="24"/>
+                <w:bdr w:val="none" w:sz="0" w:space="0" w:color="auto" w:frame="1"/>
+              </w:rPr>
+              <w:t>資優</w:t>
+            </w:r>
+            <w:proofErr w:type="gramStart"/>
+            <w:r>
+              <w:rPr>
+                <w:rFonts w:ascii="標楷體" w:eastAsia="標楷體" w:hAnsi="標楷體" w:cs="新細明體"/>
+                <w:iCs/>
+                <w:color w:val="1F1F1F"/>
+                <w:szCs w:val="24"/>
+                <w:bdr w:val="none" w:sz="0" w:space="0" w:color="auto" w:frame="1"/>
+              </w:rPr>
+              <w:t>加深加廣</w:t>
+            </w:r>
+            <w:proofErr w:type="gramEnd"/>
+            <w:r>
+              <w:rPr>
+                <w:rFonts w:ascii="標楷體" w:eastAsia="標楷體" w:hAnsi="標楷體" w:cs="新細明體"/>
+                <w:iCs/>
+                <w:color w:val="1F1F1F"/>
+                <w:szCs w:val="24"/>
+                <w:bdr w:val="none" w:sz="0" w:space="0" w:color="auto" w:frame="1"/>
+              </w:rPr>
+              <w:t>：</w:t>
+            </w:r>
+            <w:r>
+              <w:rPr>
+                <w:rFonts w:ascii="標楷體" w:eastAsia="標楷體" w:hAnsi="標楷體" w:cs="新細明體"/>
+                <w:color w:val="1F1F1F"/>
+                <w:szCs w:val="24"/>
+              </w:rPr>
+              <w:t xml:space="preserve"> 善用iPad等數位載具進行探究學習。學生不僅能利用數位工具完成</w:t>
+            </w:r>
+            <w:proofErr w:type="gramStart"/>
+            <w:r>
+              <w:rPr>
+                <w:rFonts w:ascii="標楷體" w:eastAsia="標楷體" w:hAnsi="標楷體" w:cs="新細明體"/>
+                <w:color w:val="1F1F1F"/>
+                <w:szCs w:val="24"/>
+              </w:rPr>
+              <w:t>線上派卷或</w:t>
+            </w:r>
+            <w:proofErr w:type="gramEnd"/>
+            <w:r>
+              <w:rPr>
+                <w:rFonts w:ascii="標楷體" w:eastAsia="標楷體" w:hAnsi="標楷體" w:cs="新細明體"/>
+                <w:color w:val="1F1F1F"/>
+                <w:szCs w:val="24"/>
+              </w:rPr>
+              <w:t>觀看進階教學影片，更將引導其運用 AI 語文模型、數位心智圖或</w:t>
+            </w:r>
+            <w:proofErr w:type="gramStart"/>
+            <w:r>
+              <w:rPr>
+                <w:rFonts w:ascii="標楷體" w:eastAsia="標楷體" w:hAnsi="標楷體" w:cs="新細明體"/>
+                <w:color w:val="1F1F1F"/>
+                <w:szCs w:val="24"/>
+              </w:rPr>
+              <w:t>線上共編</w:t>
+            </w:r>
+            <w:proofErr w:type="gramEnd"/>
+            <w:r>
+              <w:rPr>
+                <w:rFonts w:ascii="標楷體" w:eastAsia="標楷體" w:hAnsi="標楷體" w:cs="新細明體"/>
+                <w:color w:val="1F1F1F"/>
+                <w:szCs w:val="24"/>
+              </w:rPr>
+              <w:t>平台（如 Padlet、Canva）進行文本摘要、邏輯梳理與專題簡報，發展數位時代的自學與思辨力。</w:t>
+            </w:r>
+          </w:p>
+          <w:p>
+            <w:pPr>
+              <w:widowControl/>
+              <w:spacing w:before="100" w:beforeAutospacing="1"/>
+              <w:rPr>
+                <w:rFonts w:ascii="標楷體" w:eastAsia="標楷體" w:hAnsi="標楷體" w:cs="新細明體"/>
+                <w:color w:val="1F1F1F"/>
+                <w:szCs w:val="24"/>
+              </w:rPr>
+            </w:pPr>
+            <w:r>
+              <w:rPr>
+                <w:rFonts w:ascii="標楷體" w:eastAsia="標楷體" w:hAnsi="標楷體" w:cs="新細明體" w:hint="eastAsia"/>
+                <w:b/>
+                <w:bCs/>
+                <w:color w:val="1F1F1F"/>
+                <w:szCs w:val="24"/>
+                <w:bdr w:val="none" w:sz="0" w:space="0" w:color="auto" w:frame="1"/>
+              </w:rPr>
+              <w:t>3</w:t>
+            </w:r>
+            <w:r>
+              <w:rPr>
+                <w:rFonts w:ascii="標楷體" w:eastAsia="標楷體" w:hAnsi="標楷體" w:cs="新細明體"/>
+                <w:b/>
+                <w:bCs/>
+                <w:color w:val="1F1F1F"/>
+                <w:szCs w:val="24"/>
+                <w:bdr w:val="none" w:sz="0" w:space="0" w:color="auto" w:frame="1"/>
+              </w:rPr>
+              <w:t>.</w:t>
+            </w:r>
+            <w:r>
+              <w:rPr>
+                <w:rFonts w:ascii="標楷體" w:eastAsia="標楷體" w:hAnsi="標楷體" w:cs="新細明體"/>
+                <w:b/>
+                <w:bCs/>
+                <w:color w:val="1F1F1F"/>
+                <w:szCs w:val="24"/>
+                <w:bdr w:val="none" w:sz="0" w:space="0" w:color="auto" w:frame="1"/>
+              </w:rPr>
+              <w:t>啟動文本深度對話，淬煉人生課題思辨</w:t>
+            </w:r>
+            <w:r>
+              <w:rPr>
+                <w:rFonts w:ascii="標楷體" w:eastAsia="標楷體" w:hAnsi="標楷體" w:cs="新細明體" w:hint="eastAsia"/>
+                <w:b/>
+                <w:bCs/>
+                <w:color w:val="1F1F1F"/>
+                <w:szCs w:val="24"/>
+                <w:bdr w:val="none" w:sz="0" w:space="0" w:color="auto" w:frame="1"/>
+              </w:rPr>
+              <w:t>：</w:t>
+            </w:r>
+            <w:r>
+              <w:rPr>
+                <w:rFonts w:ascii="標楷體" w:eastAsia="標楷體" w:hAnsi="標楷體" w:cs="新細明體"/>
+                <w:iCs/>
+                <w:color w:val="1F1F1F"/>
+                <w:szCs w:val="24"/>
+                <w:bdr w:val="none" w:sz="0" w:space="0" w:color="auto" w:frame="1"/>
+              </w:rPr>
+              <w:t>資優</w:t>
+            </w:r>
+            <w:proofErr w:type="gramStart"/>
+            <w:r>
+              <w:rPr>
+                <w:rFonts w:ascii="標楷體" w:eastAsia="標楷體" w:hAnsi="標楷體" w:cs="新細明體"/>
+                <w:iCs/>
+                <w:color w:val="1F1F1F"/>
+                <w:szCs w:val="24"/>
+                <w:bdr w:val="none" w:sz="0" w:space="0" w:color="auto" w:frame="1"/>
+              </w:rPr>
+              <w:t>加深加廣</w:t>
+            </w:r>
+            <w:proofErr w:type="gramEnd"/>
+            <w:r>
+              <w:rPr>
+                <w:rFonts w:ascii="標楷體" w:eastAsia="標楷體" w:hAnsi="標楷體" w:cs="新細明體"/>
+                <w:iCs/>
+                <w:color w:val="1F1F1F"/>
+                <w:szCs w:val="24"/>
+                <w:bdr w:val="none" w:sz="0" w:space="0" w:color="auto" w:frame="1"/>
+              </w:rPr>
+              <w:t>：</w:t>
+            </w:r>
+            <w:r>
+              <w:rPr>
+                <w:rFonts w:ascii="標楷體" w:eastAsia="標楷體" w:hAnsi="標楷體" w:cs="新細明體"/>
+                <w:color w:val="1F1F1F"/>
+                <w:szCs w:val="24"/>
+              </w:rPr>
+              <w:t xml:space="preserve"> 擺脫傳統「找答案」的提問，設計具「開放性、層次性、批判性」的課文引導提問單與高階學習單（如三層次提問法、PISA閱讀素養題型）。引導學生連結個人生命經驗、反思社會現狀，進而深度思索與討論人生</w:t>
+            </w:r>
+            <w:proofErr w:type="gramStart"/>
+            <w:r>
+              <w:rPr>
+                <w:rFonts w:ascii="標楷體" w:eastAsia="標楷體" w:hAnsi="標楷體" w:cs="新細明體"/>
+                <w:color w:val="1F1F1F"/>
+                <w:szCs w:val="24"/>
+              </w:rPr>
+              <w:t>大哉問</w:t>
+            </w:r>
+            <w:proofErr w:type="gramEnd"/>
+            <w:r>
+              <w:rPr>
+                <w:rFonts w:ascii="標楷體" w:eastAsia="標楷體" w:hAnsi="標楷體" w:cs="新細明體"/>
+                <w:color w:val="1F1F1F"/>
+                <w:szCs w:val="24"/>
+              </w:rPr>
+              <w:t>。</w:t>
+            </w:r>
+          </w:p>
+          <w:p>
+            <w:pPr>
+              <w:widowControl/>
+              <w:spacing w:before="100" w:beforeAutospacing="1"/>
+              <w:rPr>
+                <w:rFonts w:ascii="標楷體" w:eastAsia="標楷體" w:hAnsi="標楷體" w:cs="新細明體"/>
+                <w:color w:val="1F1F1F"/>
+                <w:szCs w:val="24"/>
+              </w:rPr>
+            </w:pPr>
+            <w:r>
+              <w:rPr>
+                <w:rFonts w:ascii="標楷體" w:eastAsia="標楷體" w:hAnsi="標楷體" w:cs="新細明體" w:hint="eastAsia"/>
+                <w:b/>
+                <w:bCs/>
+                <w:color w:val="1F1F1F"/>
+                <w:szCs w:val="24"/>
+                <w:bdr w:val="none" w:sz="0" w:space="0" w:color="auto" w:frame="1"/>
+              </w:rPr>
+              <w:t>4</w:t>
+            </w:r>
+            <w:r>
+              <w:rPr>
+                <w:rFonts w:ascii="標楷體" w:eastAsia="標楷體" w:hAnsi="標楷體" w:cs="新細明體"/>
+                <w:b/>
+                <w:bCs/>
+                <w:color w:val="1F1F1F"/>
+                <w:szCs w:val="24"/>
+                <w:bdr w:val="none" w:sz="0" w:space="0" w:color="auto" w:frame="1"/>
+              </w:rPr>
+              <w:t>.</w:t>
+            </w:r>
+            <w:r>
+              <w:rPr>
+                <w:rFonts w:ascii="標楷體" w:eastAsia="標楷體" w:hAnsi="標楷體" w:cs="新細明體"/>
+                <w:b/>
+                <w:bCs/>
+                <w:color w:val="1F1F1F"/>
+                <w:szCs w:val="24"/>
+                <w:bdr w:val="none" w:sz="0" w:space="0" w:color="auto" w:frame="1"/>
+              </w:rPr>
+              <w:t>深化多元文本閱讀，激發文學創作潛能</w:t>
+            </w:r>
+            <w:r>
+              <w:rPr>
+                <w:rFonts w:ascii="標楷體" w:eastAsia="標楷體" w:hAnsi="標楷體" w:cs="新細明體" w:hint="eastAsia"/>
+                <w:b/>
+                <w:bCs/>
+                <w:color w:val="1F1F1F"/>
+                <w:szCs w:val="24"/>
+                <w:bdr w:val="none" w:sz="0" w:space="0" w:color="auto" w:frame="1"/>
+              </w:rPr>
+              <w:t>：</w:t>
+            </w:r>
+            <w:r>
+              <w:rPr>
+                <w:rFonts w:ascii="標楷體" w:eastAsia="標楷體" w:hAnsi="標楷體" w:cs="新細明體"/>
+                <w:iCs/>
+                <w:color w:val="1F1F1F"/>
+                <w:szCs w:val="24"/>
+                <w:bdr w:val="none" w:sz="0" w:space="0" w:color="auto" w:frame="1"/>
+              </w:rPr>
+              <w:t>資優</w:t>
+            </w:r>
+            <w:proofErr w:type="gramStart"/>
+            <w:r>
+              <w:rPr>
+                <w:rFonts w:ascii="標楷體" w:eastAsia="標楷體" w:hAnsi="標楷體" w:cs="新細明體"/>
+                <w:iCs/>
+                <w:color w:val="1F1F1F"/>
+                <w:szCs w:val="24"/>
+                <w:bdr w:val="none" w:sz="0" w:space="0" w:color="auto" w:frame="1"/>
+              </w:rPr>
+              <w:t>加深加廣</w:t>
+            </w:r>
+            <w:proofErr w:type="gramEnd"/>
+            <w:r>
+              <w:rPr>
+                <w:rFonts w:ascii="標楷體" w:eastAsia="標楷體" w:hAnsi="標楷體" w:cs="新細明體"/>
+                <w:iCs/>
+                <w:color w:val="1F1F1F"/>
+                <w:szCs w:val="24"/>
+                <w:bdr w:val="none" w:sz="0" w:space="0" w:color="auto" w:frame="1"/>
+              </w:rPr>
+              <w:t>：</w:t>
+            </w:r>
+            <w:r>
+              <w:rPr>
+                <w:rFonts w:ascii="標楷體" w:eastAsia="標楷體" w:hAnsi="標楷體" w:cs="新細明體"/>
+                <w:color w:val="1F1F1F"/>
+                <w:szCs w:val="24"/>
+              </w:rPr>
+              <w:t xml:space="preserve"> 結合國文領域</w:t>
+            </w:r>
+            <w:proofErr w:type="gramStart"/>
+            <w:r>
+              <w:rPr>
+                <w:rFonts w:ascii="標楷體" w:eastAsia="標楷體" w:hAnsi="標楷體" w:cs="新細明體"/>
+                <w:color w:val="1F1F1F"/>
+                <w:szCs w:val="24"/>
+              </w:rPr>
+              <w:t>教師群編之</w:t>
+            </w:r>
+            <w:proofErr w:type="gramEnd"/>
+            <w:r>
+              <w:rPr>
+                <w:rFonts w:ascii="標楷體" w:eastAsia="標楷體" w:hAnsi="標楷體" w:cs="新細明體"/>
+                <w:color w:val="1F1F1F"/>
+                <w:szCs w:val="24"/>
+              </w:rPr>
+              <w:t>「高階寫作與思辨講義」，跳脫傳統引導作文，引入知性論述與感性抒情的雙軌寫作訓練，培養學生結構布局、論點立意與創意轉化的創作才華。</w:t>
+            </w:r>
+          </w:p>
+          <w:p>
+            <w:pPr>
+              <w:widowControl/>
+              <w:spacing w:before="100" w:beforeAutospacing="1"/>
+              <w:rPr>
+                <w:rFonts w:ascii="標楷體" w:eastAsia="標楷體" w:hAnsi="標楷體" w:cs="新細明體"/>
+                <w:color w:val="1F1F1F"/>
+                <w:szCs w:val="24"/>
+              </w:rPr>
+            </w:pPr>
+            <w:r>
+              <w:rPr>
+                <w:rFonts w:ascii="標楷體" w:eastAsia="標楷體" w:hAnsi="標楷體" w:cs="新細明體" w:hint="eastAsia"/>
+                <w:b/>
+                <w:bCs/>
+                <w:color w:val="1F1F1F"/>
+                <w:szCs w:val="24"/>
+                <w:bdr w:val="none" w:sz="0" w:space="0" w:color="auto" w:frame="1"/>
+              </w:rPr>
+              <w:t>5</w:t>
+            </w:r>
+            <w:r>
+              <w:rPr>
+                <w:rFonts w:ascii="標楷體" w:eastAsia="標楷體" w:hAnsi="標楷體" w:cs="新細明體"/>
+                <w:b/>
+                <w:bCs/>
+                <w:color w:val="1F1F1F"/>
+                <w:szCs w:val="24"/>
+                <w:bdr w:val="none" w:sz="0" w:space="0" w:color="auto" w:frame="1"/>
+              </w:rPr>
+              <w:t>.</w:t>
+            </w:r>
+            <w:r>
+              <w:rPr>
+                <w:rFonts w:ascii="標楷體" w:eastAsia="標楷體" w:hAnsi="標楷體" w:cs="新細明體"/>
+                <w:b/>
+                <w:bCs/>
+                <w:color w:val="1F1F1F"/>
+                <w:szCs w:val="24"/>
+                <w:bdr w:val="none" w:sz="0" w:space="0" w:color="auto" w:frame="1"/>
+              </w:rPr>
+              <w:t>整合美學欣賞評析，提升文學審美素養</w:t>
+            </w:r>
+            <w:r>
+              <w:rPr>
+                <w:rFonts w:ascii="標楷體" w:eastAsia="標楷體" w:hAnsi="標楷體" w:cs="新細明體" w:hint="eastAsia"/>
+                <w:b/>
+                <w:bCs/>
+                <w:color w:val="1F1F1F"/>
+                <w:szCs w:val="24"/>
+                <w:bdr w:val="none" w:sz="0" w:space="0" w:color="auto" w:frame="1"/>
+              </w:rPr>
+              <w:t>：</w:t>
+            </w:r>
+            <w:r>
+              <w:rPr>
+                <w:rFonts w:ascii="標楷體" w:eastAsia="標楷體" w:hAnsi="標楷體" w:cs="新細明體"/>
+                <w:iCs/>
+                <w:color w:val="1F1F1F"/>
+                <w:szCs w:val="24"/>
+                <w:bdr w:val="none" w:sz="0" w:space="0" w:color="auto" w:frame="1"/>
+              </w:rPr>
+              <w:t>資優</w:t>
+            </w:r>
+            <w:proofErr w:type="gramStart"/>
+            <w:r>
+              <w:rPr>
+                <w:rFonts w:ascii="標楷體" w:eastAsia="標楷體" w:hAnsi="標楷體" w:cs="新細明體"/>
+                <w:iCs/>
+                <w:color w:val="1F1F1F"/>
+                <w:szCs w:val="24"/>
+                <w:bdr w:val="none" w:sz="0" w:space="0" w:color="auto" w:frame="1"/>
+              </w:rPr>
+              <w:t>加深加廣</w:t>
+            </w:r>
+            <w:proofErr w:type="gramEnd"/>
+            <w:r>
+              <w:rPr>
+                <w:rFonts w:ascii="標楷體" w:eastAsia="標楷體" w:hAnsi="標楷體" w:cs="新細明體"/>
+                <w:iCs/>
+                <w:color w:val="1F1F1F"/>
+                <w:szCs w:val="24"/>
+                <w:bdr w:val="none" w:sz="0" w:space="0" w:color="auto" w:frame="1"/>
+              </w:rPr>
+              <w:t>：</w:t>
+            </w:r>
+            <w:r>
+              <w:rPr>
+                <w:rFonts w:ascii="標楷體" w:eastAsia="標楷體" w:hAnsi="標楷體" w:cs="新細明體"/>
+                <w:color w:val="1F1F1F"/>
+                <w:szCs w:val="24"/>
+              </w:rPr>
+              <w:t xml:space="preserve"> 運用</w:t>
+            </w:r>
+            <w:proofErr w:type="gramStart"/>
+            <w:r>
+              <w:rPr>
+                <w:rFonts w:ascii="標楷體" w:eastAsia="標楷體" w:hAnsi="標楷體" w:cs="新細明體"/>
+                <w:color w:val="1F1F1F"/>
+                <w:szCs w:val="24"/>
+              </w:rPr>
+              <w:t>教師群編之</w:t>
+            </w:r>
+            <w:proofErr w:type="gramEnd"/>
+            <w:r>
+              <w:rPr>
+                <w:rFonts w:ascii="標楷體" w:eastAsia="標楷體" w:hAnsi="標楷體" w:cs="新細明體"/>
+                <w:color w:val="1F1F1F"/>
+                <w:szCs w:val="24"/>
+              </w:rPr>
+              <w:t>「文學與美學進階閱讀文本」，引導學生從文學批評、寫作手法、時代背景等多維度剖析文本，不只「讀懂」，更具備評析作品藝術價值與鑑賞文學之美的素養。</w:t>
+            </w:r>
+          </w:p>
+          <w:p>
+            <w:pPr>
+              <w:widowControl/>
+              <w:spacing w:before="100" w:beforeAutospacing="1"/>
+              <w:rPr>
+                <w:rFonts w:ascii="標楷體" w:eastAsia="標楷體" w:hAnsi="標楷體" w:cs="新細明體"/>
+                <w:color w:val="1F1F1F"/>
+                <w:szCs w:val="24"/>
+              </w:rPr>
+            </w:pPr>
+            <w:r>
+              <w:rPr>
+                <w:rFonts w:ascii="標楷體" w:eastAsia="標楷體" w:hAnsi="標楷體" w:cs="新細明體" w:hint="eastAsia"/>
+                <w:b/>
+                <w:bCs/>
+                <w:color w:val="1F1F1F"/>
+                <w:szCs w:val="24"/>
+                <w:bdr w:val="none" w:sz="0" w:space="0" w:color="auto" w:frame="1"/>
+              </w:rPr>
+              <w:t>6</w:t>
+            </w:r>
+            <w:r>
+              <w:rPr>
+                <w:rFonts w:ascii="標楷體" w:eastAsia="標楷體" w:hAnsi="標楷體" w:cs="新細明體"/>
+                <w:b/>
+                <w:bCs/>
+                <w:color w:val="1F1F1F"/>
+                <w:szCs w:val="24"/>
+                <w:bdr w:val="none" w:sz="0" w:space="0" w:color="auto" w:frame="1"/>
+              </w:rPr>
+              <w:t>.</w:t>
+            </w:r>
+            <w:r>
+              <w:rPr>
+                <w:rFonts w:ascii="標楷體" w:eastAsia="標楷體" w:hAnsi="標楷體" w:cs="新細明體"/>
+                <w:b/>
+                <w:bCs/>
+                <w:color w:val="1F1F1F"/>
+                <w:szCs w:val="24"/>
+                <w:bdr w:val="none" w:sz="0" w:space="0" w:color="auto" w:frame="1"/>
+              </w:rPr>
+              <w:t>連結生活與社會脈絡，體察多元文化價值</w:t>
+            </w:r>
+            <w:r>
+              <w:rPr>
+                <w:rFonts w:ascii="標楷體" w:eastAsia="標楷體" w:hAnsi="標楷體" w:cs="新細明體" w:hint="eastAsia"/>
+                <w:b/>
+                <w:bCs/>
+                <w:color w:val="1F1F1F"/>
+                <w:szCs w:val="24"/>
+                <w:bdr w:val="none" w:sz="0" w:space="0" w:color="auto" w:frame="1"/>
+              </w:rPr>
+              <w:t>：</w:t>
+            </w:r>
+            <w:r>
+              <w:rPr>
+                <w:rFonts w:ascii="標楷體" w:eastAsia="標楷體" w:hAnsi="標楷體" w:cs="新細明體"/>
+                <w:iCs/>
+                <w:color w:val="1F1F1F"/>
+                <w:szCs w:val="24"/>
+                <w:bdr w:val="none" w:sz="0" w:space="0" w:color="auto" w:frame="1"/>
+              </w:rPr>
+              <w:t>資優</w:t>
+            </w:r>
+            <w:proofErr w:type="gramStart"/>
+            <w:r>
+              <w:rPr>
+                <w:rFonts w:ascii="標楷體" w:eastAsia="標楷體" w:hAnsi="標楷體" w:cs="新細明體"/>
+                <w:iCs/>
+                <w:color w:val="1F1F1F"/>
+                <w:szCs w:val="24"/>
+                <w:bdr w:val="none" w:sz="0" w:space="0" w:color="auto" w:frame="1"/>
+              </w:rPr>
+              <w:t>加深加廣</w:t>
+            </w:r>
+            <w:proofErr w:type="gramEnd"/>
+            <w:r>
+              <w:rPr>
+                <w:rFonts w:ascii="標楷體" w:eastAsia="標楷體" w:hAnsi="標楷體" w:cs="新細明體"/>
+                <w:iCs/>
+                <w:color w:val="1F1F1F"/>
+                <w:szCs w:val="24"/>
+                <w:bdr w:val="none" w:sz="0" w:space="0" w:color="auto" w:frame="1"/>
+              </w:rPr>
+              <w:t>：</w:t>
+            </w:r>
+            <w:r>
+              <w:rPr>
+                <w:rFonts w:ascii="標楷體" w:eastAsia="標楷體" w:hAnsi="標楷體" w:cs="新細明體"/>
+                <w:color w:val="1F1F1F"/>
+                <w:szCs w:val="24"/>
+              </w:rPr>
+              <w:t xml:space="preserve"> 搭配領域</w:t>
+            </w:r>
+            <w:proofErr w:type="gramStart"/>
+            <w:r>
+              <w:rPr>
+                <w:rFonts w:ascii="標楷體" w:eastAsia="標楷體" w:hAnsi="標楷體" w:cs="新細明體"/>
+                <w:color w:val="1F1F1F"/>
+                <w:szCs w:val="24"/>
+              </w:rPr>
+              <w:t>教師群編之</w:t>
+            </w:r>
+            <w:proofErr w:type="gramEnd"/>
+            <w:r>
+              <w:rPr>
+                <w:rFonts w:ascii="標楷體" w:eastAsia="標楷體" w:hAnsi="標楷體" w:cs="新細明體"/>
+                <w:color w:val="1F1F1F"/>
+                <w:szCs w:val="24"/>
+              </w:rPr>
+              <w:t>「社會議題與跨領域閱讀文本」，引導學生將文本內容與現實生活、當代社會現象進行印證與反思，培養敏銳的社會觀察力，並建立包容與尊重的多元文化視角。</w:t>
+            </w:r>
+          </w:p>
+          <w:p>
+            <w:pPr>
+              <w:widowControl/>
+              <w:spacing w:before="100" w:beforeAutospacing="1"/>
+              <w:rPr>
+                <w:rFonts w:ascii="標楷體" w:eastAsia="標楷體" w:hAnsi="標楷體" w:cs="新細明體"/>
+                <w:color w:val="1F1F1F"/>
+                <w:szCs w:val="24"/>
+              </w:rPr>
+            </w:pPr>
+            <w:r>
+              <w:rPr>
+                <w:rFonts w:ascii="標楷體" w:eastAsia="標楷體" w:hAnsi="標楷體" w:cs="新細明體" w:hint="eastAsia"/>
+                <w:b/>
+                <w:bCs/>
+                <w:color w:val="1F1F1F"/>
+                <w:szCs w:val="24"/>
+                <w:bdr w:val="none" w:sz="0" w:space="0" w:color="auto" w:frame="1"/>
+              </w:rPr>
+              <w:t>7</w:t>
+            </w:r>
+            <w:r>
+              <w:rPr>
+                <w:rFonts w:ascii="標楷體" w:eastAsia="標楷體" w:hAnsi="標楷體" w:cs="新細明體"/>
+                <w:b/>
+                <w:bCs/>
+                <w:color w:val="1F1F1F"/>
+                <w:szCs w:val="24"/>
+                <w:bdr w:val="none" w:sz="0" w:space="0" w:color="auto" w:frame="1"/>
+              </w:rPr>
+              <w:t>.</w:t>
+            </w:r>
+            <w:r>
+              <w:rPr>
+                <w:rFonts w:ascii="標楷體" w:eastAsia="標楷體" w:hAnsi="標楷體" w:cs="新細明體"/>
+                <w:b/>
+                <w:bCs/>
+                <w:color w:val="1F1F1F"/>
+                <w:szCs w:val="24"/>
+                <w:bdr w:val="none" w:sz="0" w:space="0" w:color="auto" w:frame="1"/>
+              </w:rPr>
+              <w:t>探尋文化傳承脈絡，開展個體生命意義</w:t>
+            </w:r>
+            <w:r>
+              <w:rPr>
+                <w:rFonts w:ascii="標楷體" w:eastAsia="標楷體" w:hAnsi="標楷體" w:cs="新細明體" w:hint="eastAsia"/>
+                <w:b/>
+                <w:bCs/>
+                <w:color w:val="1F1F1F"/>
+                <w:szCs w:val="24"/>
+                <w:bdr w:val="none" w:sz="0" w:space="0" w:color="auto" w:frame="1"/>
+              </w:rPr>
+              <w:t>：</w:t>
+            </w:r>
+            <w:r>
+              <w:rPr>
+                <w:rFonts w:ascii="標楷體" w:eastAsia="標楷體" w:hAnsi="標楷體" w:cs="新細明體"/>
+                <w:iCs/>
+                <w:color w:val="1F1F1F"/>
+                <w:szCs w:val="24"/>
+                <w:bdr w:val="none" w:sz="0" w:space="0" w:color="auto" w:frame="1"/>
+              </w:rPr>
+              <w:t>資優</w:t>
+            </w:r>
+            <w:proofErr w:type="gramStart"/>
+            <w:r>
+              <w:rPr>
+                <w:rFonts w:ascii="標楷體" w:eastAsia="標楷體" w:hAnsi="標楷體" w:cs="新細明體"/>
+                <w:iCs/>
+                <w:color w:val="1F1F1F"/>
+                <w:szCs w:val="24"/>
+                <w:bdr w:val="none" w:sz="0" w:space="0" w:color="auto" w:frame="1"/>
+              </w:rPr>
+              <w:t>加深加廣</w:t>
+            </w:r>
+            <w:proofErr w:type="gramEnd"/>
+            <w:r>
+              <w:rPr>
+                <w:rFonts w:ascii="標楷體" w:eastAsia="標楷體" w:hAnsi="標楷體" w:cs="新細明體"/>
+                <w:iCs/>
+                <w:color w:val="1F1F1F"/>
+                <w:szCs w:val="24"/>
+                <w:bdr w:val="none" w:sz="0" w:space="0" w:color="auto" w:frame="1"/>
+              </w:rPr>
+              <w:t>：</w:t>
+            </w:r>
+            <w:r>
+              <w:rPr>
+                <w:rFonts w:ascii="標楷體" w:eastAsia="標楷體" w:hAnsi="標楷體" w:cs="新細明體"/>
+                <w:color w:val="1F1F1F"/>
+                <w:szCs w:val="24"/>
+              </w:rPr>
+              <w:t xml:space="preserve"> 透過經典文獻與現代文本的對讀，帶領學生探討個人與校園、社群、歷史之間的共生關係，理解文化遺產與精神傳承的內涵，進而規劃、開展自身的生命藍圖。</w:t>
+            </w:r>
+          </w:p>
+          <w:p>
+            <w:pPr>
+              <w:widowControl/>
+              <w:spacing w:before="100" w:beforeAutospacing="1"/>
+              <w:rPr>
+                <w:rFonts w:ascii="標楷體" w:eastAsia="標楷體" w:hAnsi="標楷體" w:cs="新細明體" w:hint="eastAsia"/>
+                <w:color w:val="1F1F1F"/>
+                <w:szCs w:val="24"/>
+              </w:rPr>
+            </w:pPr>
+            <w:r>
+              <w:rPr>
+                <w:rFonts w:ascii="標楷體" w:eastAsia="標楷體" w:hAnsi="標楷體" w:cs="新細明體" w:hint="eastAsia"/>
+                <w:b/>
+                <w:bCs/>
+                <w:color w:val="1F1F1F"/>
+                <w:szCs w:val="24"/>
+                <w:bdr w:val="none" w:sz="0" w:space="0" w:color="auto" w:frame="1"/>
+              </w:rPr>
+              <w:t>8</w:t>
+            </w:r>
+            <w:r>
+              <w:rPr>
+                <w:rFonts w:ascii="標楷體" w:eastAsia="標楷體" w:hAnsi="標楷體" w:cs="新細明體"/>
+                <w:b/>
+                <w:bCs/>
+                <w:color w:val="1F1F1F"/>
+                <w:szCs w:val="24"/>
+                <w:bdr w:val="none" w:sz="0" w:space="0" w:color="auto" w:frame="1"/>
+              </w:rPr>
+              <w:t>.</w:t>
+            </w:r>
+            <w:r>
+              <w:rPr>
+                <w:rFonts w:ascii="標楷體" w:eastAsia="標楷體" w:hAnsi="標楷體" w:cs="新細明體"/>
+                <w:b/>
+                <w:bCs/>
+                <w:color w:val="1F1F1F"/>
+                <w:szCs w:val="24"/>
+                <w:bdr w:val="none" w:sz="0" w:space="0" w:color="auto" w:frame="1"/>
+              </w:rPr>
+              <w:t>拓展全球在地視野，實踐公民參與熱情</w:t>
+            </w:r>
+            <w:r>
+              <w:rPr>
+                <w:rFonts w:ascii="標楷體" w:eastAsia="標楷體" w:hAnsi="標楷體" w:cs="新細明體" w:hint="eastAsia"/>
+                <w:b/>
+                <w:bCs/>
+                <w:color w:val="1F1F1F"/>
+                <w:szCs w:val="24"/>
+                <w:bdr w:val="none" w:sz="0" w:space="0" w:color="auto" w:frame="1"/>
+              </w:rPr>
+              <w:t>：</w:t>
+            </w:r>
+            <w:r>
+              <w:rPr>
+                <w:rFonts w:ascii="標楷體" w:eastAsia="標楷體" w:hAnsi="標楷體" w:cs="新細明體"/>
+                <w:iCs/>
+                <w:color w:val="1F1F1F"/>
+                <w:szCs w:val="24"/>
+                <w:bdr w:val="none" w:sz="0" w:space="0" w:color="auto" w:frame="1"/>
+              </w:rPr>
+              <w:t>資優</w:t>
+            </w:r>
+            <w:proofErr w:type="gramStart"/>
+            <w:r>
+              <w:rPr>
+                <w:rFonts w:ascii="標楷體" w:eastAsia="標楷體" w:hAnsi="標楷體" w:cs="新細明體"/>
+                <w:iCs/>
+                <w:color w:val="1F1F1F"/>
+                <w:szCs w:val="24"/>
+                <w:bdr w:val="none" w:sz="0" w:space="0" w:color="auto" w:frame="1"/>
+              </w:rPr>
+              <w:t>加深加廣</w:t>
+            </w:r>
+            <w:proofErr w:type="gramEnd"/>
+            <w:r>
+              <w:rPr>
+                <w:rFonts w:ascii="標楷體" w:eastAsia="標楷體" w:hAnsi="標楷體" w:cs="新細明體"/>
+                <w:iCs/>
+                <w:color w:val="1F1F1F"/>
+                <w:szCs w:val="24"/>
+                <w:bdr w:val="none" w:sz="0" w:space="0" w:color="auto" w:frame="1"/>
+              </w:rPr>
+              <w:t>：</w:t>
+            </w:r>
+            <w:r>
+              <w:rPr>
+                <w:rFonts w:ascii="標楷體" w:eastAsia="標楷體" w:hAnsi="標楷體" w:cs="新細明體"/>
+                <w:color w:val="1F1F1F"/>
+                <w:szCs w:val="24"/>
+              </w:rPr>
+              <w:t xml:space="preserve"> 結合校內外國際交流計畫（如與國際學校、國際學伴交流），引導學生針對本土與全球永續議題進行專題寫作與信件、禮物交換。在真實的情境中鍛鍊外語表達力、跨文化敘事力與國際宏觀視野。</w:t>
             </w:r>
           </w:p>
         </w:tc>
@@ -1301,58 +2132,338 @@
           </w:tcPr>
           <w:p>
             <w:pPr>
+              <w:pStyle w:val="a5"/>
+              <w:numPr>
+                <w:ilvl w:val="0"/>
+                <w:numId w:val="17"/>
+              </w:numPr>
               <w:autoSpaceDE/>
               <w:autoSpaceDN/>
-              <w:adjustRightInd w:val="0"/>
               <w:snapToGrid w:val="0"/>
-              <w:spacing w:line="240" w:lineRule="atLeast"/>
-              <w:rPr>
-                <w:rFonts w:ascii="標楷體" w:eastAsia="標楷體" w:hAnsi="標楷體"/>
+              <w:spacing w:line="280" w:lineRule="atLeast"/>
+              <w:jc w:val="both"/>
+              <w:rPr>
+                <w:rFonts w:ascii="標楷體" w:eastAsia="標楷體" w:hAnsi="標楷體"/>
+                <w:sz w:val="24"/>
+                <w:szCs w:val="24"/>
               </w:rPr>
             </w:pPr>
             <w:r>
               <w:rPr>
                 <w:rFonts w:ascii="標楷體" w:eastAsia="標楷體" w:hAnsi="標楷體" w:hint="eastAsia"/>
-              </w:rPr>
-              <w:t>1.</w:t>
-            </w:r>
-            <w:r>
-              <w:rPr>
-                <w:rFonts w:ascii="標楷體" w:eastAsia="標楷體" w:hAnsi="標楷體" w:cs="Arial Unicode MS" w:hint="eastAsia"/>
-              </w:rPr>
-              <w:t>了解語詞典故由來，補充近、反義詞與延伸語詞，幫助分辨語詞的差異，逐步建立自己的語詞庫。</w:t>
-            </w:r>
-          </w:p>
-          <w:p>
-            <w:pPr>
+                <w:sz w:val="24"/>
+                <w:szCs w:val="24"/>
+              </w:rPr>
+              <w:t>基礎精熟與動態加強： 針對各課</w:t>
+            </w:r>
+            <w:proofErr w:type="gramStart"/>
+            <w:r>
+              <w:rPr>
+                <w:rFonts w:ascii="標楷體" w:eastAsia="標楷體" w:hAnsi="標楷體" w:hint="eastAsia"/>
+                <w:sz w:val="24"/>
+                <w:szCs w:val="24"/>
+              </w:rPr>
+              <w:t>課</w:t>
+            </w:r>
+            <w:proofErr w:type="gramEnd"/>
+            <w:r>
+              <w:rPr>
+                <w:rFonts w:ascii="標楷體" w:eastAsia="標楷體" w:hAnsi="標楷體" w:hint="eastAsia"/>
+                <w:sz w:val="24"/>
+                <w:szCs w:val="24"/>
+              </w:rPr>
+              <w:t>內已習得之基礎國語文知識進行形成性評量，精</w:t>
+            </w:r>
+            <w:proofErr w:type="gramStart"/>
+            <w:r>
+              <w:rPr>
+                <w:rFonts w:ascii="標楷體" w:eastAsia="標楷體" w:hAnsi="標楷體" w:hint="eastAsia"/>
+                <w:sz w:val="24"/>
+                <w:szCs w:val="24"/>
+              </w:rPr>
+              <w:t>準</w:t>
+            </w:r>
+            <w:proofErr w:type="gramEnd"/>
+            <w:r>
+              <w:rPr>
+                <w:rFonts w:ascii="標楷體" w:eastAsia="標楷體" w:hAnsi="標楷體" w:hint="eastAsia"/>
+                <w:sz w:val="24"/>
+                <w:szCs w:val="24"/>
+              </w:rPr>
+              <w:t>檢測學生學習狀況；並實施動態評量與精熟學習，針對評量不足或未</w:t>
+            </w:r>
+            <w:proofErr w:type="gramStart"/>
+            <w:r>
+              <w:rPr>
+                <w:rFonts w:ascii="標楷體" w:eastAsia="標楷體" w:hAnsi="標楷體" w:hint="eastAsia"/>
+                <w:sz w:val="24"/>
+                <w:szCs w:val="24"/>
+              </w:rPr>
+              <w:t>臻</w:t>
+            </w:r>
+            <w:proofErr w:type="gramEnd"/>
+            <w:r>
+              <w:rPr>
+                <w:rFonts w:ascii="標楷體" w:eastAsia="標楷體" w:hAnsi="標楷體" w:hint="eastAsia"/>
+                <w:sz w:val="24"/>
+                <w:szCs w:val="24"/>
+              </w:rPr>
+              <w:t>完善之部分及時予以個別化加強。</w:t>
+            </w:r>
+          </w:p>
+          <w:p>
+            <w:pPr>
+              <w:pStyle w:val="a5"/>
+              <w:numPr>
+                <w:ilvl w:val="0"/>
+                <w:numId w:val="17"/>
+              </w:numPr>
               <w:autoSpaceDE/>
               <w:autoSpaceDN/>
-              <w:adjustRightInd w:val="0"/>
               <w:snapToGrid w:val="0"/>
-              <w:spacing w:line="240" w:lineRule="atLeast"/>
-              <w:rPr>
-                <w:rFonts w:ascii="標楷體" w:eastAsia="標楷體" w:hAnsi="標楷體"/>
-                <w:color w:val="000000" w:themeColor="text1"/>
-              </w:rPr>
-            </w:pPr>
+              <w:spacing w:line="280" w:lineRule="atLeast"/>
+              <w:jc w:val="both"/>
+              <w:rPr>
+                <w:rFonts w:ascii="標楷體" w:eastAsia="標楷體" w:hAnsi="標楷體"/>
+                <w:sz w:val="24"/>
+                <w:szCs w:val="24"/>
+              </w:rPr>
+            </w:pPr>
+            <w:proofErr w:type="gramStart"/>
             <w:r>
               <w:rPr>
                 <w:rFonts w:ascii="標楷體" w:eastAsia="標楷體" w:hAnsi="標楷體" w:hint="eastAsia"/>
-              </w:rPr>
-              <w:t>2.</w:t>
-            </w:r>
+                <w:sz w:val="24"/>
+                <w:szCs w:val="24"/>
+              </w:rPr>
+              <w:t>加深加廣之</w:t>
+            </w:r>
+            <w:proofErr w:type="gramEnd"/>
             <w:r>
               <w:rPr>
                 <w:rFonts w:ascii="標楷體" w:eastAsia="標楷體" w:hAnsi="標楷體" w:hint="eastAsia"/>
-              </w:rPr>
-              <w:t>寫作技巧介紹與補充</w:t>
-            </w:r>
+                <w:sz w:val="24"/>
+                <w:szCs w:val="24"/>
+              </w:rPr>
+              <w:t>鷹架引導： 以課內知識點（如文體結構、格律美學、語文邏輯）為基石，主要採用資優資源班自編教材（如高階寫作、議題思考講義）進行</w:t>
+            </w:r>
+            <w:proofErr w:type="gramStart"/>
             <w:r>
               <w:rPr>
                 <w:rFonts w:ascii="標楷體" w:eastAsia="標楷體" w:hAnsi="標楷體" w:hint="eastAsia"/>
-                <w:color w:val="000000" w:themeColor="text1"/>
-              </w:rPr>
-              <w:t>。</w:t>
+                <w:sz w:val="24"/>
+                <w:szCs w:val="24"/>
+              </w:rPr>
+              <w:t>加深加廣教</w:t>
+            </w:r>
+            <w:r>
+              <w:rPr>
+                <w:rFonts w:ascii="標楷體" w:eastAsia="標楷體" w:hAnsi="標楷體" w:hint="eastAsia"/>
+                <w:sz w:val="24"/>
+                <w:szCs w:val="24"/>
+              </w:rPr>
+              <w:lastRenderedPageBreak/>
+              <w:t>學</w:t>
+            </w:r>
+            <w:proofErr w:type="gramEnd"/>
+            <w:r>
+              <w:rPr>
+                <w:rFonts w:ascii="標楷體" w:eastAsia="標楷體" w:hAnsi="標楷體" w:hint="eastAsia"/>
+                <w:sz w:val="24"/>
+                <w:szCs w:val="24"/>
+              </w:rPr>
+              <w:t>，其他教材為輔。引導學生進行多元視角思考、批判性思辨與深度文學叩問。</w:t>
+            </w:r>
+          </w:p>
+          <w:p>
+            <w:pPr>
+              <w:pStyle w:val="a5"/>
+              <w:numPr>
+                <w:ilvl w:val="0"/>
+                <w:numId w:val="17"/>
+              </w:numPr>
+              <w:autoSpaceDE/>
+              <w:autoSpaceDN/>
+              <w:snapToGrid w:val="0"/>
+              <w:spacing w:line="280" w:lineRule="atLeast"/>
+              <w:jc w:val="both"/>
+              <w:rPr>
+                <w:rFonts w:ascii="標楷體" w:eastAsia="標楷體" w:hAnsi="標楷體"/>
+                <w:sz w:val="24"/>
+                <w:szCs w:val="24"/>
+              </w:rPr>
+            </w:pPr>
+            <w:r>
+              <w:rPr>
+                <w:rFonts w:ascii="標楷體" w:eastAsia="標楷體" w:hAnsi="標楷體" w:hint="eastAsia"/>
+                <w:sz w:val="24"/>
+                <w:szCs w:val="24"/>
+              </w:rPr>
+              <w:t>個別化策略與輔導建議： 依據學生的個別學習表現、興趣取向及身心特質，適時提供高階閱讀策略（如三層次提問、心智圖法）、論文寫作技巧與後設認知輔導建議，落實</w:t>
+            </w:r>
+            <w:proofErr w:type="gramStart"/>
+            <w:r>
+              <w:rPr>
+                <w:rFonts w:ascii="標楷體" w:eastAsia="標楷體" w:hAnsi="標楷體" w:hint="eastAsia"/>
+                <w:sz w:val="24"/>
+                <w:szCs w:val="24"/>
+              </w:rPr>
+              <w:t>個別化資優</w:t>
+            </w:r>
+            <w:proofErr w:type="gramEnd"/>
+            <w:r>
+              <w:rPr>
+                <w:rFonts w:ascii="標楷體" w:eastAsia="標楷體" w:hAnsi="標楷體" w:hint="eastAsia"/>
+                <w:sz w:val="24"/>
+                <w:szCs w:val="24"/>
+              </w:rPr>
+              <w:t>教育支持。</w:t>
+            </w:r>
+          </w:p>
+          <w:p>
+            <w:pPr>
+              <w:pStyle w:val="Web"/>
+              <w:numPr>
+                <w:ilvl w:val="0"/>
+                <w:numId w:val="17"/>
+              </w:numPr>
+              <w:spacing w:before="0" w:beforeAutospacing="0" w:after="0" w:afterAutospacing="0"/>
+              <w:jc w:val="both"/>
+              <w:textAlignment w:val="baseline"/>
+              <w:rPr>
+                <w:rFonts w:ascii="標楷體" w:eastAsia="標楷體" w:hAnsi="標楷體"/>
+                <w:color w:val="000000"/>
+              </w:rPr>
+            </w:pPr>
+            <w:r>
+              <w:rPr>
+                <w:rFonts w:ascii="標楷體" w:eastAsia="標楷體" w:hAnsi="標楷體" w:hint="eastAsia"/>
+              </w:rPr>
+              <w:t>跨界校外資源之整合： 適度引入外部教學資源，如規劃</w:t>
+            </w:r>
+            <w:proofErr w:type="gramStart"/>
+            <w:r>
+              <w:rPr>
+                <w:rFonts w:ascii="標楷體" w:eastAsia="標楷體" w:hAnsi="標楷體" w:hint="eastAsia"/>
+              </w:rPr>
+              <w:t>校外參</w:t>
+            </w:r>
+            <w:proofErr w:type="gramEnd"/>
+            <w:r>
+              <w:rPr>
+                <w:rFonts w:ascii="標楷體" w:eastAsia="標楷體" w:hAnsi="標楷體" w:hint="eastAsia"/>
+              </w:rPr>
+              <w:t>訪、大師專題講座、</w:t>
+            </w:r>
+            <w:proofErr w:type="gramStart"/>
+            <w:r>
+              <w:rPr>
+                <w:rFonts w:ascii="標楷體" w:eastAsia="標楷體" w:hAnsi="標楷體" w:hint="eastAsia"/>
+              </w:rPr>
+              <w:t>國際學伴交流</w:t>
+            </w:r>
+            <w:proofErr w:type="gramEnd"/>
+            <w:r>
+              <w:rPr>
+                <w:rFonts w:ascii="標楷體" w:eastAsia="標楷體" w:hAnsi="標楷體" w:hint="eastAsia"/>
+              </w:rPr>
+              <w:t>等，將學習範疇由課堂延伸至社會與全球，增加資優學生的學習廣度與文化感受力。</w:t>
+            </w:r>
+          </w:p>
+          <w:p>
+            <w:pPr>
+              <w:pStyle w:val="a5"/>
+              <w:numPr>
+                <w:ilvl w:val="0"/>
+                <w:numId w:val="17"/>
+              </w:numPr>
+              <w:autoSpaceDE/>
+              <w:autoSpaceDN/>
+              <w:snapToGrid w:val="0"/>
+              <w:spacing w:line="280" w:lineRule="atLeast"/>
+              <w:jc w:val="both"/>
+              <w:rPr>
+                <w:rFonts w:ascii="標楷體" w:eastAsia="標楷體" w:hAnsi="標楷體"/>
+                <w:sz w:val="24"/>
+                <w:szCs w:val="24"/>
+              </w:rPr>
+            </w:pPr>
+            <w:r>
+              <w:rPr>
+                <w:rFonts w:ascii="標楷體" w:eastAsia="標楷體" w:hAnsi="標楷體" w:hint="eastAsia"/>
+                <w:sz w:val="24"/>
+                <w:szCs w:val="24"/>
+              </w:rPr>
+              <w:t>多元彈性之互動模式： 依據不同單元之教學目標，靈活調整座位排列與學習型態。廣泛運用分組合作探究、實體小組討論、線上論壇交流（如Padlet、數位共編平台）等多元學習方式，促進高層次同儕互動。</w:t>
+            </w:r>
+          </w:p>
+          <w:p>
+            <w:pPr>
+              <w:pStyle w:val="a5"/>
+              <w:numPr>
+                <w:ilvl w:val="0"/>
+                <w:numId w:val="17"/>
+              </w:numPr>
+              <w:autoSpaceDE/>
+              <w:autoSpaceDN/>
+              <w:spacing w:line="240" w:lineRule="auto"/>
+              <w:rPr>
+                <w:rFonts w:ascii="標楷體" w:eastAsia="標楷體" w:hAnsi="標楷體"/>
+                <w:sz w:val="24"/>
+                <w:szCs w:val="24"/>
+              </w:rPr>
+            </w:pPr>
+            <w:r>
+              <w:rPr>
+                <w:rFonts w:ascii="標楷體" w:eastAsia="標楷體" w:hAnsi="標楷體" w:hint="eastAsia"/>
+                <w:sz w:val="24"/>
+                <w:szCs w:val="24"/>
+              </w:rPr>
+              <w:t>優勢能力引導之多元評量： 提供符合資優學生優勢智能與多元表達風格之評量管道。評量項目包含：口語表達與簡報、數位資料蒐集</w:t>
+            </w:r>
+            <w:proofErr w:type="gramStart"/>
+            <w:r>
+              <w:rPr>
+                <w:rFonts w:ascii="標楷體" w:eastAsia="標楷體" w:hAnsi="標楷體" w:hint="eastAsia"/>
+                <w:sz w:val="24"/>
+                <w:szCs w:val="24"/>
+              </w:rPr>
+              <w:t>與綜整</w:t>
+            </w:r>
+            <w:proofErr w:type="gramEnd"/>
+            <w:r>
+              <w:rPr>
+                <w:rFonts w:ascii="標楷體" w:eastAsia="標楷體" w:hAnsi="標楷體" w:hint="eastAsia"/>
+                <w:sz w:val="24"/>
+                <w:szCs w:val="24"/>
+              </w:rPr>
+              <w:t>、主題深度寫作、小組合作報告、平日作業呈現、高階思辨學習單、經典詩歌背誦、以及單元紙筆測驗。</w:t>
+            </w:r>
+          </w:p>
+          <w:p>
+            <w:pPr>
+              <w:pStyle w:val="a5"/>
+              <w:numPr>
+                <w:ilvl w:val="0"/>
+                <w:numId w:val="17"/>
+              </w:numPr>
+              <w:autoSpaceDE/>
+              <w:autoSpaceDN/>
+              <w:spacing w:line="240" w:lineRule="auto"/>
+              <w:rPr>
+                <w:rFonts w:ascii="標楷體" w:eastAsia="標楷體" w:hAnsi="標楷體"/>
+                <w:color w:val="000000"/>
+                <w:sz w:val="24"/>
+                <w:szCs w:val="24"/>
+              </w:rPr>
+            </w:pPr>
+            <w:r>
+              <w:rPr>
+                <w:rFonts w:ascii="標楷體" w:eastAsia="標楷體" w:hAnsi="標楷體" w:hint="eastAsia"/>
+                <w:sz w:val="24"/>
+                <w:szCs w:val="24"/>
+              </w:rPr>
+              <w:t>平時成績配分細則：70% 作業與紙筆測驗：包含自編教材寫作講義、主題專題報告、提問單作業與單元形成性測驗。30% 學習態度與口頭發表：包含課堂思辨參與度、同儕互助合作態度、數位討論區發表、以及課堂個人/小組口頭簡報表現。</w:t>
             </w:r>
           </w:p>
         </w:tc>
@@ -1377,6 +2488,7 @@
                 <w:szCs w:val="24"/>
               </w:rPr>
             </w:pPr>
+            <w:bookmarkStart w:id="0" w:name="_GoBack"/>
             <w:proofErr w:type="gramStart"/>
             <w:r>
               <w:rPr>
@@ -1384,6 +2496,7 @@
                 <w:color w:val="FF0000"/>
                 <w:szCs w:val="24"/>
               </w:rPr>
+              <w:lastRenderedPageBreak/>
               <w:t>特需領域</w:t>
             </w:r>
             <w:proofErr w:type="gramEnd"/>
@@ -1407,6 +2520,7 @@
               <w:t>核心素養</w:t>
             </w:r>
           </w:p>
+          <w:bookmarkEnd w:id="0"/>
           <w:p>
             <w:pPr>
               <w:spacing w:line="240" w:lineRule="atLeast"/>
@@ -1498,13 +2612,6 @@
                 <w:rFonts w:ascii="標楷體" w:eastAsia="標楷體" w:hAnsi="標楷體"/>
               </w:rPr>
             </w:pPr>
-            <w:r>
-              <w:rPr>
-                <w:rFonts w:ascii="標楷體" w:eastAsia="標楷體" w:hAnsi="標楷體" w:hint="eastAsia"/>
-                <w:szCs w:val="24"/>
-              </w:rPr>
-              <w:t>情意發展</w:t>
-            </w:r>
           </w:p>
         </w:tc>
       </w:tr>
@@ -3175,7 +4282,6 @@
                 <w:sz w:val="20"/>
                 <w:szCs w:val="20"/>
               </w:rPr>
-              <w:lastRenderedPageBreak/>
               <w:t>4</w:t>
             </w:r>
           </w:p>
@@ -3399,6 +4505,7 @@
                 <w:sz w:val="20"/>
                 <w:szCs w:val="20"/>
               </w:rPr>
+              <w:lastRenderedPageBreak/>
               <w:t>5</w:t>
             </w:r>
           </w:p>
@@ -6290,7 +7397,6 @@
                 <w:sz w:val="20"/>
                 <w:szCs w:val="20"/>
               </w:rPr>
-              <w:lastRenderedPageBreak/>
               <w:t>18</w:t>
             </w:r>
           </w:p>
@@ -6514,6 +7620,7 @@
                 <w:sz w:val="20"/>
                 <w:szCs w:val="20"/>
               </w:rPr>
+              <w:lastRenderedPageBreak/>
               <w:t>19</w:t>
             </w:r>
           </w:p>
@@ -9169,7 +10276,6 @@
                 <w:sz w:val="20"/>
                 <w:szCs w:val="20"/>
               </w:rPr>
-              <w:lastRenderedPageBreak/>
               <w:t>12</w:t>
             </w:r>
           </w:p>
@@ -9393,6 +10499,7 @@
                 <w:sz w:val="20"/>
                 <w:szCs w:val="20"/>
               </w:rPr>
+              <w:lastRenderedPageBreak/>
               <w:t>13</w:t>
             </w:r>
           </w:p>
@@ -11524,6 +12631,92 @@
     </w:lvl>
   </w:abstractNum>
   <w:abstractNum w:abstractNumId="3" w15:restartNumberingAfterBreak="0">
+    <w:nsid w:val="16724DFD"/>
+    <w:multiLevelType w:val="hybridMultilevel"/>
+    <w:tmpl w:val="4EFC6982"/>
+    <w:lvl w:ilvl="0" w:tplc="0409000F">
+      <w:start w:val="1"/>
+      <w:numFmt w:val="decimal"/>
+      <w:lvlText w:val="%1."/>
+      <w:lvlJc w:val="left"/>
+      <w:pPr>
+        <w:ind w:left="480" w:hanging="480"/>
+      </w:pPr>
+    </w:lvl>
+    <w:lvl w:ilvl="1" w:tplc="04090019" w:tentative="1">
+      <w:start w:val="1"/>
+      <w:numFmt w:val="ideographTraditional"/>
+      <w:lvlText w:val="%2、"/>
+      <w:lvlJc w:val="left"/>
+      <w:pPr>
+        <w:ind w:left="960" w:hanging="480"/>
+      </w:pPr>
+    </w:lvl>
+    <w:lvl w:ilvl="2" w:tplc="0409001B" w:tentative="1">
+      <w:start w:val="1"/>
+      <w:numFmt w:val="lowerRoman"/>
+      <w:lvlText w:val="%3."/>
+      <w:lvlJc w:val="right"/>
+      <w:pPr>
+        <w:ind w:left="1440" w:hanging="480"/>
+      </w:pPr>
+    </w:lvl>
+    <w:lvl w:ilvl="3" w:tplc="0409000F" w:tentative="1">
+      <w:start w:val="1"/>
+      <w:numFmt w:val="decimal"/>
+      <w:lvlText w:val="%4."/>
+      <w:lvlJc w:val="left"/>
+      <w:pPr>
+        <w:ind w:left="1920" w:hanging="480"/>
+      </w:pPr>
+    </w:lvl>
+    <w:lvl w:ilvl="4" w:tplc="04090019" w:tentative="1">
+      <w:start w:val="1"/>
+      <w:numFmt w:val="ideographTraditional"/>
+      <w:lvlText w:val="%5、"/>
+      <w:lvlJc w:val="left"/>
+      <w:pPr>
+        <w:ind w:left="2400" w:hanging="480"/>
+      </w:pPr>
+    </w:lvl>
+    <w:lvl w:ilvl="5" w:tplc="0409001B" w:tentative="1">
+      <w:start w:val="1"/>
+      <w:numFmt w:val="lowerRoman"/>
+      <w:lvlText w:val="%6."/>
+      <w:lvlJc w:val="right"/>
+      <w:pPr>
+        <w:ind w:left="2880" w:hanging="480"/>
+      </w:pPr>
+    </w:lvl>
+    <w:lvl w:ilvl="6" w:tplc="0409000F" w:tentative="1">
+      <w:start w:val="1"/>
+      <w:numFmt w:val="decimal"/>
+      <w:lvlText w:val="%7."/>
+      <w:lvlJc w:val="left"/>
+      <w:pPr>
+        <w:ind w:left="3360" w:hanging="480"/>
+      </w:pPr>
+    </w:lvl>
+    <w:lvl w:ilvl="7" w:tplc="04090019" w:tentative="1">
+      <w:start w:val="1"/>
+      <w:numFmt w:val="ideographTraditional"/>
+      <w:lvlText w:val="%8、"/>
+      <w:lvlJc w:val="left"/>
+      <w:pPr>
+        <w:ind w:left="3840" w:hanging="480"/>
+      </w:pPr>
+    </w:lvl>
+    <w:lvl w:ilvl="8" w:tplc="0409001B" w:tentative="1">
+      <w:start w:val="1"/>
+      <w:numFmt w:val="lowerRoman"/>
+      <w:lvlText w:val="%9."/>
+      <w:lvlJc w:val="right"/>
+      <w:pPr>
+        <w:ind w:left="4320" w:hanging="480"/>
+      </w:pPr>
+    </w:lvl>
+  </w:abstractNum>
+  <w:abstractNum w:abstractNumId="4" w15:restartNumberingAfterBreak="0">
     <w:nsid w:val="171123AD"/>
     <w:multiLevelType w:val="hybridMultilevel"/>
     <w:tmpl w:val="866453A2"/>
@@ -11636,7 +12829,7 @@
       </w:rPr>
     </w:lvl>
   </w:abstractNum>
-  <w:abstractNum w:abstractNumId="4" w15:restartNumberingAfterBreak="0">
+  <w:abstractNum w:abstractNumId="5" w15:restartNumberingAfterBreak="0">
     <w:nsid w:val="1AF13797"/>
     <w:multiLevelType w:val="hybridMultilevel"/>
     <w:tmpl w:val="866453A2"/>
@@ -11749,7 +12942,7 @@
       </w:rPr>
     </w:lvl>
   </w:abstractNum>
-  <w:abstractNum w:abstractNumId="5" w15:restartNumberingAfterBreak="0">
+  <w:abstractNum w:abstractNumId="6" w15:restartNumberingAfterBreak="0">
     <w:nsid w:val="1F652242"/>
     <w:multiLevelType w:val="hybridMultilevel"/>
     <w:tmpl w:val="76C4DAF0"/>
@@ -11863,7 +13056,7 @@
       </w:rPr>
     </w:lvl>
   </w:abstractNum>
-  <w:abstractNum w:abstractNumId="6" w15:restartNumberingAfterBreak="0">
+  <w:abstractNum w:abstractNumId="7" w15:restartNumberingAfterBreak="0">
     <w:nsid w:val="21417C7A"/>
     <w:multiLevelType w:val="hybridMultilevel"/>
     <w:tmpl w:val="FFFFFFFF"/>
@@ -11969,7 +13162,96 @@
       </w:rPr>
     </w:lvl>
   </w:abstractNum>
-  <w:abstractNum w:abstractNumId="7" w15:restartNumberingAfterBreak="0">
+  <w:abstractNum w:abstractNumId="8" w15:restartNumberingAfterBreak="0">
+    <w:nsid w:val="23C210D0"/>
+    <w:multiLevelType w:val="hybridMultilevel"/>
+    <w:tmpl w:val="1272154C"/>
+    <w:lvl w:ilvl="0" w:tplc="2CE0EB14">
+      <w:start w:val="1"/>
+      <w:numFmt w:val="decimal"/>
+      <w:lvlText w:val="%1."/>
+      <w:lvlJc w:val="left"/>
+      <w:pPr>
+        <w:ind w:left="360" w:hanging="360"/>
+      </w:pPr>
+      <w:rPr>
+        <w:rFonts w:hint="default"/>
+      </w:rPr>
+    </w:lvl>
+    <w:lvl w:ilvl="1" w:tplc="04090019" w:tentative="1">
+      <w:start w:val="1"/>
+      <w:numFmt w:val="ideographTraditional"/>
+      <w:lvlText w:val="%2、"/>
+      <w:lvlJc w:val="left"/>
+      <w:pPr>
+        <w:ind w:left="960" w:hanging="480"/>
+      </w:pPr>
+    </w:lvl>
+    <w:lvl w:ilvl="2" w:tplc="0409001B" w:tentative="1">
+      <w:start w:val="1"/>
+      <w:numFmt w:val="lowerRoman"/>
+      <w:lvlText w:val="%3."/>
+      <w:lvlJc w:val="right"/>
+      <w:pPr>
+        <w:ind w:left="1440" w:hanging="480"/>
+      </w:pPr>
+    </w:lvl>
+    <w:lvl w:ilvl="3" w:tplc="0409000F" w:tentative="1">
+      <w:start w:val="1"/>
+      <w:numFmt w:val="decimal"/>
+      <w:lvlText w:val="%4."/>
+      <w:lvlJc w:val="left"/>
+      <w:pPr>
+        <w:ind w:left="1920" w:hanging="480"/>
+      </w:pPr>
+    </w:lvl>
+    <w:lvl w:ilvl="4" w:tplc="04090019" w:tentative="1">
+      <w:start w:val="1"/>
+      <w:numFmt w:val="ideographTraditional"/>
+      <w:lvlText w:val="%5、"/>
+      <w:lvlJc w:val="left"/>
+      <w:pPr>
+        <w:ind w:left="2400" w:hanging="480"/>
+      </w:pPr>
+    </w:lvl>
+    <w:lvl w:ilvl="5" w:tplc="0409001B" w:tentative="1">
+      <w:start w:val="1"/>
+      <w:numFmt w:val="lowerRoman"/>
+      <w:lvlText w:val="%6."/>
+      <w:lvlJc w:val="right"/>
+      <w:pPr>
+        <w:ind w:left="2880" w:hanging="480"/>
+      </w:pPr>
+    </w:lvl>
+    <w:lvl w:ilvl="6" w:tplc="0409000F" w:tentative="1">
+      <w:start w:val="1"/>
+      <w:numFmt w:val="decimal"/>
+      <w:lvlText w:val="%7."/>
+      <w:lvlJc w:val="left"/>
+      <w:pPr>
+        <w:ind w:left="3360" w:hanging="480"/>
+      </w:pPr>
+    </w:lvl>
+    <w:lvl w:ilvl="7" w:tplc="04090019" w:tentative="1">
+      <w:start w:val="1"/>
+      <w:numFmt w:val="ideographTraditional"/>
+      <w:lvlText w:val="%8、"/>
+      <w:lvlJc w:val="left"/>
+      <w:pPr>
+        <w:ind w:left="3840" w:hanging="480"/>
+      </w:pPr>
+    </w:lvl>
+    <w:lvl w:ilvl="8" w:tplc="0409001B" w:tentative="1">
+      <w:start w:val="1"/>
+      <w:numFmt w:val="lowerRoman"/>
+      <w:lvlText w:val="%9."/>
+      <w:lvlJc w:val="right"/>
+      <w:pPr>
+        <w:ind w:left="4320" w:hanging="480"/>
+      </w:pPr>
+    </w:lvl>
+  </w:abstractNum>
+  <w:abstractNum w:abstractNumId="9" w15:restartNumberingAfterBreak="0">
     <w:nsid w:val="331312AD"/>
     <w:multiLevelType w:val="hybridMultilevel"/>
     <w:tmpl w:val="FFFFFFFF"/>
@@ -12078,7 +13360,7 @@
       </w:rPr>
     </w:lvl>
   </w:abstractNum>
-  <w:abstractNum w:abstractNumId="8" w15:restartNumberingAfterBreak="0">
+  <w:abstractNum w:abstractNumId="10" w15:restartNumberingAfterBreak="0">
     <w:nsid w:val="3C874447"/>
     <w:multiLevelType w:val="hybridMultilevel"/>
     <w:tmpl w:val="426EE306"/>
@@ -12191,7 +13473,7 @@
       </w:rPr>
     </w:lvl>
   </w:abstractNum>
-  <w:abstractNum w:abstractNumId="9" w15:restartNumberingAfterBreak="0">
+  <w:abstractNum w:abstractNumId="11" w15:restartNumberingAfterBreak="0">
     <w:nsid w:val="447D39AF"/>
     <w:multiLevelType w:val="hybridMultilevel"/>
     <w:tmpl w:val="833E7E24"/>
@@ -12281,7 +13563,7 @@
       </w:pPr>
     </w:lvl>
   </w:abstractNum>
-  <w:abstractNum w:abstractNumId="10" w15:restartNumberingAfterBreak="0">
+  <w:abstractNum w:abstractNumId="12" w15:restartNumberingAfterBreak="0">
     <w:nsid w:val="4F0D7E6A"/>
     <w:multiLevelType w:val="hybridMultilevel"/>
     <w:tmpl w:val="FFFFFFFF"/>
@@ -12387,7 +13669,7 @@
       </w:rPr>
     </w:lvl>
   </w:abstractNum>
-  <w:abstractNum w:abstractNumId="11" w15:restartNumberingAfterBreak="0">
+  <w:abstractNum w:abstractNumId="13" w15:restartNumberingAfterBreak="0">
     <w:nsid w:val="4F5B0A53"/>
     <w:multiLevelType w:val="hybridMultilevel"/>
     <w:tmpl w:val="A456FBF8"/>
@@ -12501,7 +13783,7 @@
       </w:rPr>
     </w:lvl>
   </w:abstractNum>
-  <w:abstractNum w:abstractNumId="12" w15:restartNumberingAfterBreak="0">
+  <w:abstractNum w:abstractNumId="14" w15:restartNumberingAfterBreak="0">
     <w:nsid w:val="589D3B71"/>
     <w:multiLevelType w:val="hybridMultilevel"/>
     <w:tmpl w:val="298AF6AE"/>
@@ -12614,7 +13896,7 @@
       </w:rPr>
     </w:lvl>
   </w:abstractNum>
-  <w:abstractNum w:abstractNumId="13" w15:restartNumberingAfterBreak="0">
+  <w:abstractNum w:abstractNumId="15" w15:restartNumberingAfterBreak="0">
     <w:nsid w:val="5EAF1CC5"/>
     <w:multiLevelType w:val="hybridMultilevel"/>
     <w:tmpl w:val="FFFFFFFF"/>
@@ -12720,7 +14002,7 @@
       </w:rPr>
     </w:lvl>
   </w:abstractNum>
-  <w:abstractNum w:abstractNumId="14" w15:restartNumberingAfterBreak="0">
+  <w:abstractNum w:abstractNumId="16" w15:restartNumberingAfterBreak="0">
     <w:nsid w:val="60417A28"/>
     <w:multiLevelType w:val="hybridMultilevel"/>
     <w:tmpl w:val="FFFFFFFF"/>
@@ -12826,7 +14108,7 @@
       </w:rPr>
     </w:lvl>
   </w:abstractNum>
-  <w:abstractNum w:abstractNumId="15" w15:restartNumberingAfterBreak="0">
+  <w:abstractNum w:abstractNumId="17" w15:restartNumberingAfterBreak="0">
     <w:nsid w:val="62022C21"/>
     <w:multiLevelType w:val="hybridMultilevel"/>
     <w:tmpl w:val="FFFFFFFF"/>
@@ -12932,32 +14214,118 @@
       </w:rPr>
     </w:lvl>
   </w:abstractNum>
+  <w:abstractNum w:abstractNumId="18" w15:restartNumberingAfterBreak="0">
+    <w:nsid w:val="7AB30186"/>
+    <w:multiLevelType w:val="hybridMultilevel"/>
+    <w:tmpl w:val="7BD29D00"/>
+    <w:lvl w:ilvl="0" w:tplc="0409000F">
+      <w:start w:val="1"/>
+      <w:numFmt w:val="decimal"/>
+      <w:lvlText w:val="%1."/>
+      <w:lvlJc w:val="left"/>
+      <w:pPr>
+        <w:ind w:left="480" w:hanging="480"/>
+      </w:pPr>
+    </w:lvl>
+    <w:lvl w:ilvl="1" w:tplc="04090019" w:tentative="1">
+      <w:start w:val="1"/>
+      <w:numFmt w:val="ideographTraditional"/>
+      <w:lvlText w:val="%2、"/>
+      <w:lvlJc w:val="left"/>
+      <w:pPr>
+        <w:ind w:left="960" w:hanging="480"/>
+      </w:pPr>
+    </w:lvl>
+    <w:lvl w:ilvl="2" w:tplc="0409001B" w:tentative="1">
+      <w:start w:val="1"/>
+      <w:numFmt w:val="lowerRoman"/>
+      <w:lvlText w:val="%3."/>
+      <w:lvlJc w:val="right"/>
+      <w:pPr>
+        <w:ind w:left="1440" w:hanging="480"/>
+      </w:pPr>
+    </w:lvl>
+    <w:lvl w:ilvl="3" w:tplc="0409000F" w:tentative="1">
+      <w:start w:val="1"/>
+      <w:numFmt w:val="decimal"/>
+      <w:lvlText w:val="%4."/>
+      <w:lvlJc w:val="left"/>
+      <w:pPr>
+        <w:ind w:left="1920" w:hanging="480"/>
+      </w:pPr>
+    </w:lvl>
+    <w:lvl w:ilvl="4" w:tplc="04090019" w:tentative="1">
+      <w:start w:val="1"/>
+      <w:numFmt w:val="ideographTraditional"/>
+      <w:lvlText w:val="%5、"/>
+      <w:lvlJc w:val="left"/>
+      <w:pPr>
+        <w:ind w:left="2400" w:hanging="480"/>
+      </w:pPr>
+    </w:lvl>
+    <w:lvl w:ilvl="5" w:tplc="0409001B" w:tentative="1">
+      <w:start w:val="1"/>
+      <w:numFmt w:val="lowerRoman"/>
+      <w:lvlText w:val="%6."/>
+      <w:lvlJc w:val="right"/>
+      <w:pPr>
+        <w:ind w:left="2880" w:hanging="480"/>
+      </w:pPr>
+    </w:lvl>
+    <w:lvl w:ilvl="6" w:tplc="0409000F" w:tentative="1">
+      <w:start w:val="1"/>
+      <w:numFmt w:val="decimal"/>
+      <w:lvlText w:val="%7."/>
+      <w:lvlJc w:val="left"/>
+      <w:pPr>
+        <w:ind w:left="3360" w:hanging="480"/>
+      </w:pPr>
+    </w:lvl>
+    <w:lvl w:ilvl="7" w:tplc="04090019" w:tentative="1">
+      <w:start w:val="1"/>
+      <w:numFmt w:val="ideographTraditional"/>
+      <w:lvlText w:val="%8、"/>
+      <w:lvlJc w:val="left"/>
+      <w:pPr>
+        <w:ind w:left="3840" w:hanging="480"/>
+      </w:pPr>
+    </w:lvl>
+    <w:lvl w:ilvl="8" w:tplc="0409001B" w:tentative="1">
+      <w:start w:val="1"/>
+      <w:numFmt w:val="lowerRoman"/>
+      <w:lvlText w:val="%9."/>
+      <w:lvlJc w:val="right"/>
+      <w:pPr>
+        <w:ind w:left="4320" w:hanging="480"/>
+      </w:pPr>
+    </w:lvl>
+  </w:abstractNum>
   <w:num w:numId="1">
+    <w:abstractNumId w:val="9"/>
+  </w:num>
+  <w:num w:numId="2">
+    <w:abstractNumId w:val="16"/>
+  </w:num>
+  <w:num w:numId="3">
     <w:abstractNumId w:val="7"/>
   </w:num>
-  <w:num w:numId="2">
-    <w:abstractNumId w:val="14"/>
-  </w:num>
-  <w:num w:numId="3">
-    <w:abstractNumId w:val="6"/>
-  </w:num>
   <w:num w:numId="4">
-    <w:abstractNumId w:val="10"/>
+    <w:abstractNumId w:val="12"/>
   </w:num>
   <w:num w:numId="5">
     <w:abstractNumId w:val="0"/>
   </w:num>
   <w:num w:numId="6">
-    <w:abstractNumId w:val="13"/>
+    <w:abstractNumId w:val="15"/>
   </w:num>
   <w:num w:numId="7">
-    <w:abstractNumId w:val="15"/>
+    <w:abstractNumId w:val="17"/>
   </w:num>
   <w:num w:numId="8">
-    <w:abstractNumId w:val="12"/>
+    <w:abstractNumId w:val="14"/>
   </w:num>
   <w:num w:numId="9">
-    <w:abstractNumId w:val="3"/>
+    <w:abstractNumId w:val="4"/>
   </w:num>
   <w:num w:numId="10">
     <w:abstractNumId w:val="2"/>
@@ -12966,19 +14334,28 @@
     <w:abstractNumId w:val="1"/>
   </w:num>
   <w:num w:numId="12">
-    <w:abstractNumId w:val="4"/>
+    <w:abstractNumId w:val="5"/>
   </w:num>
   <w:num w:numId="13">
-    <w:abstractNumId w:val="5"/>
+    <w:abstractNumId w:val="6"/>
   </w:num>
   <w:num w:numId="14">
+    <w:abstractNumId w:val="13"/>
+  </w:num>
+  <w:num w:numId="15">
+    <w:abstractNumId w:val="10"/>
+  </w:num>
+  <w:num w:numId="16">
     <w:abstractNumId w:val="11"/>
   </w:num>
-  <w:num w:numId="15">
+  <w:num w:numId="17">
     <w:abstractNumId w:val="8"/>
   </w:num>
-  <w:num w:numId="16">
-    <w:abstractNumId w:val="9"/>
+  <w:num w:numId="18">
+    <w:abstractNumId w:val="3"/>
+  </w:num>
+  <w:num w:numId="19">
+    <w:abstractNumId w:val="18"/>
   </w:num>
 </w:numbering>
 </file>
@@ -13640,6 +15017,25 @@
       <w:lang w:val="zh-TW" w:eastAsia="x-none"/>
     </w:rPr>
   </w:style>
+  <w:style w:type="paragraph" w:styleId="Web">
+    <w:name w:val="Normal (Web)"/>
+    <w:basedOn w:val="a"/>
+    <w:uiPriority w:val="99"/>
+    <w:unhideWhenUsed/>
+    <w:rsid w:val="00AB3A79"/>
+    <w:pPr>
+      <w:widowControl/>
+      <w:autoSpaceDE/>
+      <w:autoSpaceDN/>
+      <w:spacing w:before="100" w:beforeAutospacing="1" w:after="100" w:afterAutospacing="1"/>
+    </w:pPr>
+    <w:rPr>
+      <w:rFonts w:ascii="新細明體" w:hAnsi="新細明體" w:cs="新細明體"/>
+      <w:sz w:val="24"/>
+      <w:szCs w:val="24"/>
+      <w:lang w:val="en-US"/>
+    </w:rPr>
+  </w:style>
 </w:styles>
 </file>
 
